--- a/deliverables/inland_transport_2026-10/example_T1_T2/docx/V1_QASOP_0XX_A01.docx
+++ b/deliverables/inland_transport_2026-10/example_T1_T2/docx/V1_QASOP_0XX_A01.docx
@@ -109,7 +109,7 @@
           <w:color w:val="000000"/>
           <w:sz w:val="22"/>
         </w:rPr>
-        <w:t>ПРИМЕР / СИМУЛАЦИЈА — пополнето со податоците што ги имаме и со пресметките од листот за калкулација; не е запис. Мерењата, потписите, броевите на пломби и логери и податоците што се дознаваат на денот се оставени празни.</w:t>
+        <w:t>ПРИМЕР / СИМУЛАЦИЈА — не е запис. Сите внесени податоци се во загради: сино — од нашите записи или пресметани; виолетово — пример, да се потврди; портокалово — се внесува на денот.</w:t>
       </w:r>
       <w:r>
         <w:rPr>
@@ -129,7 +129,7 @@
           <w:color w:val="595959"/>
           <w:sz w:val="16"/>
         </w:rPr>
-        <w:t>EXAMPLE / SIMULATION — filled with the data we hold and the calculations on the calculation sheet; not a record. Measurements, signatures, seal and logger numbers and data known only on the day are left blank.</w:t>
+        <w:t>EXAMPLE / SIMULATION — not a record. Every entry is in brackets: blue — from our records or calculated; purple — example, to be confirmed; orange — entered on the day.</w:t>
       </w:r>
     </w:p>
     <w:p>
@@ -222,7 +222,6 @@
           </w:tcPr>
           <w:p>
             <w:pPr>
-              <w:keepNext/>
               <w:spacing w:before="20" w:after="20"/>
               <w:jc w:val="left"/>
             </w:pPr>
@@ -266,20 +265,19 @@
           </w:tcPr>
           <w:p>
             <w:pPr>
-              <w:keepNext/>
-              <w:spacing w:before="20" w:after="20"/>
-              <w:jc w:val="center"/>
-            </w:pPr>
-            <w:r/>
-            <w:r>
-              <w:rPr>
-                <w:rFonts w:ascii="Calibri" w:hAnsi="Calibri"/>
-                <w:b w:val="0"/>
-                <w:i w:val="0"/>
-                <w:color w:val="000000"/>
+              <w:spacing w:before="20" w:after="20"/>
+              <w:jc w:val="center"/>
+            </w:pPr>
+            <w:r/>
+            <w:r>
+              <w:rPr>
+                <w:rFonts w:ascii="Calibri" w:hAnsi="Calibri"/>
+                <w:b w:val="0"/>
+                <w:i w:val="0"/>
+                <w:color w:val="0B5CAD"/>
                 <w:sz w:val="20"/>
               </w:rPr>
-              <w:t>L01</w:t>
+              <w:t xml:space="preserve">[L01]</w:t>
             </w:r>
           </w:p>
         </w:tc>
@@ -291,7 +289,6 @@
           </w:tcPr>
           <w:p>
             <w:pPr>
-              <w:keepNext/>
               <w:spacing w:before="20" w:after="20"/>
               <w:jc w:val="left"/>
             </w:pPr>
@@ -335,20 +332,19 @@
           </w:tcPr>
           <w:p>
             <w:pPr>
-              <w:keepNext/>
-              <w:spacing w:before="20" w:after="20"/>
-              <w:jc w:val="center"/>
-            </w:pPr>
-            <w:r/>
-            <w:r>
-              <w:rPr>
-                <w:rFonts w:ascii="Calibri" w:hAnsi="Calibri"/>
-                <w:b w:val="0"/>
-                <w:i w:val="0"/>
-                <w:color w:val="000000"/>
+              <w:spacing w:before="20" w:after="20"/>
+              <w:jc w:val="center"/>
+            </w:pPr>
+            <w:r/>
+            <w:r>
+              <w:rPr>
+                <w:rFonts w:ascii="Calibri" w:hAnsi="Calibri"/>
+                <w:b w:val="0"/>
+                <w:i w:val="0"/>
+                <w:color w:val="0B5CAD"/>
                 <w:sz w:val="20"/>
               </w:rPr>
-              <w:t>TVP-L01-26</w:t>
+              <w:t xml:space="preserve">[TVP-L01-26]</w:t>
             </w:r>
           </w:p>
         </w:tc>
@@ -386,7 +382,6 @@
           </w:tcPr>
           <w:p>
             <w:pPr>
-              <w:keepNext/>
               <w:spacing w:before="20" w:after="20"/>
               <w:jc w:val="left"/>
             </w:pPr>
@@ -430,7 +425,6 @@
           </w:tcPr>
           <w:p>
             <w:pPr>
-              <w:keepNext/>
               <w:spacing w:before="20" w:after="20"/>
               <w:jc w:val="center"/>
             </w:pPr>
@@ -486,7 +480,8 @@
         </w:tblBorders>
       </w:tblPr>
       <w:tblGrid>
-        <w:gridCol w:w="10466"/>
+        <w:gridCol w:w="2245"/>
+        <w:gridCol w:w="8221"/>
       </w:tblGrid>
       <w:tr>
         <w:trPr>
@@ -495,12 +490,12 @@
         <w:tc>
           <w:tcPr>
             <w:shd w:val="clear" w:color="auto" w:fill="F2F2F2"/>
-            <w:tcW w:type="pct" w:w="5000"/>
-          </w:tcPr>
-          <w:p>
-            <w:pPr>
-              <w:keepNext/>
-              <w:spacing w:before="40" w:after="40"/>
+            <w:vAlign w:val="center"/>
+            <w:tcW w:type="pct" w:w="1072"/>
+          </w:tcPr>
+          <w:p>
+            <w:pPr>
+              <w:spacing w:before="20" w:after="20"/>
               <w:jc w:val="left"/>
             </w:pPr>
             <w:r/>
@@ -528,48 +523,74 @@
               <w:rPr>
                 <w:rFonts w:ascii="Calibri" w:hAnsi="Calibri"/>
                 <w:b w:val="0"/>
+                <w:i w:val="0"/>
+                <w:color w:val="000000"/>
+                <w:sz w:val="16"/>
+              </w:rPr>
+              <w:t>Receipt point</w:t>
+            </w:r>
+          </w:p>
+        </w:tc>
+        <w:tc>
+          <w:tcPr>
+            <w:vAlign w:val="center"/>
+            <w:tcW w:type="pct" w:w="3927"/>
+          </w:tcPr>
+          <w:p>
+            <w:pPr>
+              <w:spacing w:before="20" w:after="20"/>
+              <w:jc w:val="center"/>
+            </w:pPr>
+            <w:r/>
+            <w:r>
+              <w:rPr>
+                <w:rFonts w:ascii="Calibri" w:hAnsi="Calibri"/>
+                <w:b w:val="0"/>
+                <w:i w:val="0"/>
+                <w:color w:val="7030A0"/>
+                <w:sz w:val="20"/>
+              </w:rPr>
+              <w:t xml:space="preserve">[Versa (купувач според листата за продажба)</w:t>
+            </w:r>
+            <w:r>
+              <w:rPr>
+                <w:rFonts w:ascii="Calibri" w:hAnsi="Calibri"/>
+                <w:b w:val="0"/>
+                <w:i w:val="0"/>
+                <w:color w:val="7030A0"/>
+                <w:sz w:val="16"/>
+              </w:rPr>
+              <w:t xml:space="preserve"> | </w:t>
+            </w:r>
+            <w:r>
+              <w:rPr>
+                <w:rFonts w:ascii="Calibri" w:hAnsi="Calibri"/>
+                <w:b w:val="0"/>
                 <w:i/>
-                <w:color w:val="000000"/>
+                <w:color w:val="7030A0"/>
                 <w:sz w:val="16"/>
               </w:rPr>
-              <w:t>Receipt point</w:t>
-            </w:r>
-          </w:p>
-          <w:p>
-            <w:pPr>
-              <w:keepNext/>
-              <w:spacing w:before="20" w:after="40"/>
-              <w:jc w:val="both"/>
-            </w:pPr>
-            <w:r>
-              <w:rPr>
-                <w:rFonts w:ascii="Calibri" w:hAnsi="Calibri"/>
-                <w:b w:val="0"/>
-                <w:i w:val="0"/>
-                <w:color w:val="000000"/>
-                <w:sz w:val="20"/>
-              </w:rPr>
-              <w:t>Versa (купувач според листата за продажба)</w:t>
-            </w:r>
-            <w:r>
-              <w:rPr>
-                <w:rFonts w:ascii="Calibri" w:hAnsi="Calibri"/>
-                <w:b w:val="0"/>
-                <w:i w:val="0"/>
+              <w:t xml:space="preserve">Versa (buyer per the sale list)]</w:t>
+            </w:r>
+            <w:r>
+              <w:rPr>
+                <w:rFonts w:ascii="Calibri" w:hAnsi="Calibri"/>
+                <w:b w:val="0"/>
+                <w:i/>
                 <w:color w:val="000000"/>
                 <w:sz w:val="16"/>
               </w:rPr>
-              <w:t xml:space="preserve">  |  </w:t>
+              <w:t xml:space="preserve"> · </w:t>
             </w:r>
             <w:r>
               <w:rPr>
                 <w:rFonts w:ascii="Calibri" w:hAnsi="Calibri"/>
                 <w:b w:val="0"/>
                 <w:i/>
-                <w:color w:val="000000"/>
+                <w:color w:val="C55A11"/>
                 <w:sz w:val="16"/>
               </w:rPr>
-              <w:t>Versa (buyer per the sale list); [адреса — да се внесе | address — to be entered]</w:t>
+              <w:t xml:space="preserve">[ ]</w:t>
             </w:r>
           </w:p>
         </w:tc>
@@ -609,7 +630,6 @@
           </w:tcPr>
           <w:p>
             <w:pPr>
-              <w:keepNext/>
               <w:spacing w:before="20" w:after="20"/>
               <w:jc w:val="left"/>
             </w:pPr>
@@ -653,11 +673,20 @@
           </w:tcPr>
           <w:p>
             <w:pPr>
-              <w:keepNext/>
-              <w:spacing w:before="20" w:after="20"/>
-              <w:jc w:val="center"/>
-            </w:pPr>
-            <w:r/>
+              <w:spacing w:before="20" w:after="20"/>
+              <w:jc w:val="center"/>
+            </w:pPr>
+            <w:r/>
+            <w:r>
+              <w:rPr>
+                <w:rFonts w:ascii="Calibri" w:hAnsi="Calibri"/>
+                <w:b w:val="0"/>
+                <w:i w:val="0"/>
+                <w:color w:val="C55A11"/>
+                <w:sz w:val="20"/>
+              </w:rPr>
+              <w:t xml:space="preserve">[ ]</w:t>
+            </w:r>
           </w:p>
         </w:tc>
         <w:tc>
@@ -668,7 +697,6 @@
           </w:tcPr>
           <w:p>
             <w:pPr>
-              <w:keepNext/>
               <w:spacing w:before="20" w:after="20"/>
               <w:jc w:val="left"/>
             </w:pPr>
@@ -712,11 +740,20 @@
           </w:tcPr>
           <w:p>
             <w:pPr>
-              <w:keepNext/>
-              <w:spacing w:before="20" w:after="20"/>
-              <w:jc w:val="center"/>
-            </w:pPr>
-            <w:r/>
+              <w:spacing w:before="20" w:after="20"/>
+              <w:jc w:val="center"/>
+            </w:pPr>
+            <w:r/>
+            <w:r>
+              <w:rPr>
+                <w:rFonts w:ascii="Calibri" w:hAnsi="Calibri"/>
+                <w:b w:val="0"/>
+                <w:i w:val="0"/>
+                <w:color w:val="C55A11"/>
+                <w:sz w:val="20"/>
+              </w:rPr>
+              <w:t xml:space="preserve">[ ]</w:t>
+            </w:r>
           </w:p>
         </w:tc>
       </w:tr>
@@ -755,7 +792,6 @@
           </w:tcPr>
           <w:p>
             <w:pPr>
-              <w:keepNext/>
               <w:spacing w:before="20" w:after="20"/>
               <w:jc w:val="left"/>
             </w:pPr>
@@ -799,11 +835,20 @@
           </w:tcPr>
           <w:p>
             <w:pPr>
-              <w:keepNext/>
-              <w:spacing w:before="20" w:after="20"/>
-              <w:jc w:val="center"/>
-            </w:pPr>
-            <w:r/>
+              <w:spacing w:before="20" w:after="20"/>
+              <w:jc w:val="center"/>
+            </w:pPr>
+            <w:r/>
+            <w:r>
+              <w:rPr>
+                <w:rFonts w:ascii="Calibri" w:hAnsi="Calibri"/>
+                <w:b w:val="0"/>
+                <w:i w:val="0"/>
+                <w:color w:val="C55A11"/>
+                <w:sz w:val="20"/>
+              </w:rPr>
+              <w:t xml:space="preserve">[ ]</w:t>
+            </w:r>
           </w:p>
         </w:tc>
         <w:tc>
@@ -814,7 +859,6 @@
           </w:tcPr>
           <w:p>
             <w:pPr>
-              <w:keepNext/>
               <w:spacing w:before="20" w:after="20"/>
               <w:jc w:val="left"/>
             </w:pPr>
@@ -858,11 +902,20 @@
           </w:tcPr>
           <w:p>
             <w:pPr>
-              <w:keepNext/>
-              <w:spacing w:before="20" w:after="20"/>
-              <w:jc w:val="center"/>
-            </w:pPr>
-            <w:r/>
+              <w:spacing w:before="20" w:after="20"/>
+              <w:jc w:val="center"/>
+            </w:pPr>
+            <w:r/>
+            <w:r>
+              <w:rPr>
+                <w:rFonts w:ascii="Calibri" w:hAnsi="Calibri"/>
+                <w:b w:val="0"/>
+                <w:i w:val="0"/>
+                <w:color w:val="C55A11"/>
+                <w:sz w:val="20"/>
+              </w:rPr>
+              <w:t xml:space="preserve">[ ]</w:t>
+            </w:r>
           </w:p>
         </w:tc>
       </w:tr>
@@ -899,7 +952,6 @@
           </w:tcPr>
           <w:p>
             <w:pPr>
-              <w:keepNext/>
               <w:spacing w:before="20" w:after="20"/>
               <w:jc w:val="left"/>
             </w:pPr>
@@ -943,27 +995,26 @@
           </w:tcPr>
           <w:p>
             <w:pPr>
-              <w:keepNext/>
-              <w:spacing w:before="20" w:after="20"/>
-              <w:jc w:val="center"/>
-            </w:pPr>
-            <w:r/>
-            <w:r>
-              <w:rPr>
-                <w:rFonts w:ascii="Calibri" w:hAnsi="Calibri"/>
-                <w:b w:val="0"/>
-                <w:i w:val="0"/>
-                <w:color w:val="000000"/>
+              <w:spacing w:before="20" w:after="20"/>
+              <w:jc w:val="center"/>
+            </w:pPr>
+            <w:r/>
+            <w:r>
+              <w:rPr>
+                <w:rFonts w:ascii="Calibri" w:hAnsi="Calibri"/>
+                <w:b w:val="0"/>
+                <w:i w:val="0"/>
+                <w:color w:val="7030A0"/>
                 <w:sz w:val="20"/>
               </w:rPr>
-              <w:t>Kuehne + Nagel (предвиден, да се потврди)</w:t>
-            </w:r>
-            <w:r>
-              <w:rPr>
-                <w:rFonts w:ascii="Calibri" w:hAnsi="Calibri"/>
-                <w:b w:val="0"/>
-                <w:i w:val="0"/>
-                <w:color w:val="000000"/>
+              <w:t xml:space="preserve">[Kuehne + Nagel (предвиден)</w:t>
+            </w:r>
+            <w:r>
+              <w:rPr>
+                <w:rFonts w:ascii="Calibri" w:hAnsi="Calibri"/>
+                <w:b w:val="0"/>
+                <w:i w:val="0"/>
+                <w:color w:val="7030A0"/>
                 <w:sz w:val="16"/>
               </w:rPr>
               <w:t xml:space="preserve"> | </w:t>
@@ -973,10 +1024,10 @@
                 <w:rFonts w:ascii="Calibri" w:hAnsi="Calibri"/>
                 <w:b w:val="0"/>
                 <w:i/>
-                <w:color w:val="000000"/>
+                <w:color w:val="7030A0"/>
                 <w:sz w:val="16"/>
               </w:rPr>
-              <w:t>Kuehne + Nagel (provisional, to be confirmed)</w:t>
+              <w:t xml:space="preserve">Kuehne + Nagel (provisional)]</w:t>
             </w:r>
           </w:p>
         </w:tc>
@@ -1014,7 +1065,6 @@
           </w:tcPr>
           <w:p>
             <w:pPr>
-              <w:keepNext/>
               <w:spacing w:before="20" w:after="20"/>
               <w:jc w:val="left"/>
             </w:pPr>
@@ -1058,11 +1108,20 @@
           </w:tcPr>
           <w:p>
             <w:pPr>
-              <w:keepNext/>
-              <w:spacing w:before="20" w:after="20"/>
-              <w:jc w:val="center"/>
-            </w:pPr>
-            <w:r/>
+              <w:spacing w:before="20" w:after="20"/>
+              <w:jc w:val="center"/>
+            </w:pPr>
+            <w:r/>
+            <w:r>
+              <w:rPr>
+                <w:rFonts w:ascii="Calibri" w:hAnsi="Calibri"/>
+                <w:b w:val="0"/>
+                <w:i w:val="0"/>
+                <w:color w:val="C55A11"/>
+                <w:sz w:val="20"/>
+              </w:rPr>
+              <w:t xml:space="preserve">[ ]</w:t>
+            </w:r>
           </w:p>
         </w:tc>
       </w:tr>
@@ -1564,7 +1623,6 @@
           </w:tcPr>
           <w:p>
             <w:pPr>
-              <w:keepNext/>
               <w:spacing w:before="20" w:after="20"/>
               <w:jc w:val="left"/>
             </w:pPr>
@@ -1608,27 +1666,26 @@
           </w:tcPr>
           <w:p>
             <w:pPr>
-              <w:keepNext/>
-              <w:spacing w:before="20" w:after="20"/>
-              <w:jc w:val="center"/>
-            </w:pPr>
-            <w:r/>
-            <w:r>
-              <w:rPr>
-                <w:rFonts w:ascii="Calibri" w:hAnsi="Calibri"/>
-                <w:b w:val="0"/>
-                <w:i w:val="0"/>
-                <w:color w:val="000000"/>
+              <w:spacing w:before="20" w:after="20"/>
+              <w:jc w:val="center"/>
+            </w:pPr>
+            <w:r/>
+            <w:r>
+              <w:rPr>
+                <w:rFonts w:ascii="Calibri" w:hAnsi="Calibri"/>
+                <w:b w:val="0"/>
+                <w:i w:val="0"/>
+                <w:color w:val="0B5CAD"/>
                 <w:sz w:val="20"/>
               </w:rPr>
-              <w:t>20 по возило (Т1); Т2 во две возила</w:t>
-            </w:r>
-            <w:r>
-              <w:rPr>
-                <w:rFonts w:ascii="Calibri" w:hAnsi="Calibri"/>
-                <w:b w:val="0"/>
-                <w:i w:val="0"/>
-                <w:color w:val="000000"/>
+              <w:t xml:space="preserve">[29 по возило (најполно возило)</w:t>
+            </w:r>
+            <w:r>
+              <w:rPr>
+                <w:rFonts w:ascii="Calibri" w:hAnsi="Calibri"/>
+                <w:b w:val="0"/>
+                <w:i w:val="0"/>
+                <w:color w:val="0B5CAD"/>
                 <w:sz w:val="16"/>
               </w:rPr>
               <w:t xml:space="preserve"> | </w:t>
@@ -1638,10 +1695,10 @@
                 <w:rFonts w:ascii="Calibri" w:hAnsi="Calibri"/>
                 <w:b w:val="0"/>
                 <w:i/>
-                <w:color w:val="000000"/>
+                <w:color w:val="0B5CAD"/>
                 <w:sz w:val="16"/>
               </w:rPr>
-              <w:t>20 per vehicle (T1); T2 in two vehicles</w:t>
+              <w:t xml:space="preserve">29 per vehicle (fullest vehicle)]</w:t>
             </w:r>
           </w:p>
         </w:tc>
@@ -1679,7 +1736,6 @@
           </w:tcPr>
           <w:p>
             <w:pPr>
-              <w:keepNext/>
               <w:spacing w:before="20" w:after="20"/>
               <w:jc w:val="left"/>
             </w:pPr>
@@ -1723,20 +1779,19 @@
           </w:tcPr>
           <w:p>
             <w:pPr>
-              <w:keepNext/>
-              <w:spacing w:before="20" w:after="20"/>
-              <w:jc w:val="center"/>
-            </w:pPr>
-            <w:r/>
-            <w:r>
-              <w:rPr>
-                <w:rFonts w:ascii="Calibri" w:hAnsi="Calibri"/>
-                <w:b w:val="0"/>
-                <w:i w:val="0"/>
-                <w:color w:val="000000"/>
+              <w:spacing w:before="20" w:after="20"/>
+              <w:jc w:val="center"/>
+            </w:pPr>
+            <w:r/>
+            <w:r>
+              <w:rPr>
+                <w:rFonts w:ascii="Calibri" w:hAnsi="Calibri"/>
+                <w:b w:val="0"/>
+                <w:i w:val="0"/>
+                <w:color w:val="0B5CAD"/>
                 <w:sz w:val="20"/>
               </w:rPr>
-              <w:t>Т1: 159 / 1480 / 1 471,51 kg; Т2: 280 / 2688 / 2 677,36 kg</w:t>
+              <w:t xml:space="preserve">[Т1: 373 / 3668 / 1 471,51 kg; Т2: 679 / 6677 / 2 677,36 kg]</w:t>
             </w:r>
           </w:p>
         </w:tc>
@@ -1772,7 +1827,6 @@
           </w:tcPr>
           <w:p>
             <w:pPr>
-              <w:keepNext/>
               <w:spacing w:before="40" w:after="40"/>
               <w:jc w:val="left"/>
             </w:pPr>
@@ -1810,7 +1864,6 @@
           </w:p>
           <w:p>
             <w:pPr>
-              <w:keepNext/>
               <w:spacing w:before="20" w:after="40"/>
               <w:jc w:val="both"/>
             </w:pPr>
@@ -1819,17 +1872,17 @@
                 <w:rFonts w:ascii="Calibri" w:hAnsi="Calibri"/>
                 <w:b w:val="0"/>
                 <w:i w:val="0"/>
-                <w:color w:val="000000"/>
+                <w:color w:val="0B5CAD"/>
                 <w:sz w:val="20"/>
               </w:rPr>
-              <w:t>OQ: 20 G-палети со кеси од 1000 g во картони, завиткани како во рутина</w:t>
-            </w:r>
-            <w:r>
-              <w:rPr>
-                <w:rFonts w:ascii="Calibri" w:hAnsi="Calibri"/>
-                <w:b w:val="0"/>
-                <w:i w:val="0"/>
-                <w:color w:val="000000"/>
+              <w:t xml:space="preserve">[OQ: 29 G-палети, картони со кеси од 401,0 g, завиткани како во рутина</w:t>
+            </w:r>
+            <w:r>
+              <w:rPr>
+                <w:rFonts w:ascii="Calibri" w:hAnsi="Calibri"/>
+                <w:b w:val="0"/>
+                <w:i w:val="0"/>
+                <w:color w:val="0B5CAD"/>
                 <w:sz w:val="16"/>
               </w:rPr>
               <w:t xml:space="preserve">  |  </w:t>
@@ -1839,10 +1892,10 @@
                 <w:rFonts w:ascii="Calibri" w:hAnsi="Calibri"/>
                 <w:b w:val="0"/>
                 <w:i/>
-                <w:color w:val="000000"/>
+                <w:color w:val="0B5CAD"/>
                 <w:sz w:val="16"/>
               </w:rPr>
-              <w:t>OQ: 20 L pallets with 1000 g bags in cartons, wrapped as in routine</w:t>
+              <w:t xml:space="preserve">OQ: 29 L pallets, cartons of 401.0 g bags, wrapped as in routine]</w:t>
             </w:r>
           </w:p>
         </w:tc>
@@ -1880,7 +1933,6 @@
           </w:tcPr>
           <w:p>
             <w:pPr>
-              <w:keepNext/>
               <w:spacing w:before="20" w:after="20"/>
               <w:jc w:val="left"/>
             </w:pPr>
@@ -1924,20 +1976,19 @@
           </w:tcPr>
           <w:p>
             <w:pPr>
-              <w:keepNext/>
-              <w:spacing w:before="20" w:after="20"/>
-              <w:jc w:val="center"/>
-            </w:pPr>
-            <w:r/>
-            <w:r>
-              <w:rPr>
-                <w:rFonts w:ascii="Calibri" w:hAnsi="Calibri"/>
-                <w:b w:val="0"/>
-                <w:i w:val="0"/>
-                <w:color w:val="000000"/>
+              <w:spacing w:before="20" w:after="20"/>
+              <w:jc w:val="center"/>
+            </w:pPr>
+            <w:r/>
+            <w:r>
+              <w:rPr>
+                <w:rFonts w:ascii="Calibri" w:hAnsi="Calibri"/>
+                <w:b w:val="0"/>
+                <w:i w:val="0"/>
+                <w:color w:val="0B5CAD"/>
                 <w:sz w:val="20"/>
               </w:rPr>
-              <w:t>10 / OQ 40, PQ-1 40, PQ-2 70</w:t>
+              <w:t xml:space="preserve">[10 / OQ 58, PQ-1 94, PQ-2 170]</w:t>
             </w:r>
           </w:p>
         </w:tc>
@@ -1977,7 +2028,6 @@
           </w:tcPr>
           <w:p>
             <w:pPr>
-              <w:keepNext/>
               <w:spacing w:before="20" w:after="20"/>
               <w:jc w:val="left"/>
             </w:pPr>
@@ -2021,11 +2071,20 @@
           </w:tcPr>
           <w:p>
             <w:pPr>
-              <w:keepNext/>
-              <w:spacing w:before="20" w:after="20"/>
-              <w:jc w:val="center"/>
-            </w:pPr>
-            <w:r/>
+              <w:spacing w:before="20" w:after="20"/>
+              <w:jc w:val="center"/>
+            </w:pPr>
+            <w:r/>
+            <w:r>
+              <w:rPr>
+                <w:rFonts w:ascii="Calibri" w:hAnsi="Calibri"/>
+                <w:b w:val="0"/>
+                <w:i w:val="0"/>
+                <w:color w:val="C55A11"/>
+                <w:sz w:val="20"/>
+              </w:rPr>
+              <w:t xml:space="preserve">[ ]</w:t>
+            </w:r>
           </w:p>
         </w:tc>
         <w:tc>
@@ -2036,7 +2095,6 @@
           </w:tcPr>
           <w:p>
             <w:pPr>
-              <w:keepNext/>
               <w:spacing w:before="20" w:after="20"/>
               <w:jc w:val="left"/>
             </w:pPr>
@@ -2080,11 +2138,20 @@
           </w:tcPr>
           <w:p>
             <w:pPr>
-              <w:keepNext/>
-              <w:spacing w:before="20" w:after="20"/>
-              <w:jc w:val="center"/>
-            </w:pPr>
-            <w:r/>
+              <w:spacing w:before="20" w:after="20"/>
+              <w:jc w:val="center"/>
+            </w:pPr>
+            <w:r/>
+            <w:r>
+              <w:rPr>
+                <w:rFonts w:ascii="Calibri" w:hAnsi="Calibri"/>
+                <w:b w:val="0"/>
+                <w:i w:val="0"/>
+                <w:color w:val="C55A11"/>
+                <w:sz w:val="20"/>
+              </w:rPr>
+              <w:t xml:space="preserve">[ ]</w:t>
+            </w:r>
           </w:p>
         </w:tc>
       </w:tr>
@@ -2173,17 +2240,17 @@
                 <w:rFonts w:ascii="Calibri" w:hAnsi="Calibri"/>
                 <w:b w:val="0"/>
                 <w:i w:val="0"/>
-                <w:color w:val="000000"/>
+                <w:color w:val="0B5CAD"/>
                 <w:sz w:val="20"/>
               </w:rPr>
-              <w:t>Управа за хидрометеоролошки работи (УХМР), Скопје</w:t>
-            </w:r>
-            <w:r>
-              <w:rPr>
-                <w:rFonts w:ascii="Calibri" w:hAnsi="Calibri"/>
-                <w:b w:val="0"/>
-                <w:i w:val="0"/>
-                <w:color w:val="000000"/>
+              <w:t xml:space="preserve">[Управа за хидрометеоролошки работи (УХМР), Скопје</w:t>
+            </w:r>
+            <w:r>
+              <w:rPr>
+                <w:rFonts w:ascii="Calibri" w:hAnsi="Calibri"/>
+                <w:b w:val="0"/>
+                <w:i w:val="0"/>
+                <w:color w:val="0B5CAD"/>
                 <w:sz w:val="16"/>
               </w:rPr>
               <w:t xml:space="preserve"> | </w:t>
@@ -2193,10 +2260,10 @@
                 <w:rFonts w:ascii="Calibri" w:hAnsi="Calibri"/>
                 <w:b w:val="0"/>
                 <w:i/>
-                <w:color w:val="000000"/>
+                <w:color w:val="0B5CAD"/>
                 <w:sz w:val="16"/>
               </w:rPr>
-              <w:t>National Hydrometeorological Service, Skopje</w:t>
+              <w:t xml:space="preserve">National Hydrometeorological Service, Skopje]</w:t>
             </w:r>
           </w:p>
         </w:tc>
@@ -2776,6 +2843,16 @@
               <w:jc w:val="center"/>
             </w:pPr>
             <w:r/>
+            <w:r>
+              <w:rPr>
+                <w:rFonts w:ascii="Calibri" w:hAnsi="Calibri"/>
+                <w:b w:val="0"/>
+                <w:i w:val="0"/>
+                <w:color w:val="C55A11"/>
+                <w:sz w:val="18"/>
+              </w:rPr>
+              <w:t xml:space="preserve">[ ]</w:t>
+            </w:r>
           </w:p>
         </w:tc>
         <w:tc>
@@ -2790,6 +2867,16 @@
               <w:jc w:val="center"/>
             </w:pPr>
             <w:r/>
+            <w:r>
+              <w:rPr>
+                <w:rFonts w:ascii="Calibri" w:hAnsi="Calibri"/>
+                <w:b w:val="0"/>
+                <w:i w:val="0"/>
+                <w:color w:val="C55A11"/>
+                <w:sz w:val="18"/>
+              </w:rPr>
+              <w:t xml:space="preserve">[ ]</w:t>
+            </w:r>
           </w:p>
         </w:tc>
         <w:tc>
@@ -2804,6 +2891,16 @@
               <w:jc w:val="center"/>
             </w:pPr>
             <w:r/>
+            <w:r>
+              <w:rPr>
+                <w:rFonts w:ascii="Calibri" w:hAnsi="Calibri"/>
+                <w:b w:val="0"/>
+                <w:i w:val="0"/>
+                <w:color w:val="C55A11"/>
+                <w:sz w:val="18"/>
+              </w:rPr>
+              <w:t xml:space="preserve">[ ]</w:t>
+            </w:r>
           </w:p>
         </w:tc>
         <w:tc>
@@ -2818,6 +2915,16 @@
               <w:jc w:val="center"/>
             </w:pPr>
             <w:r/>
+            <w:r>
+              <w:rPr>
+                <w:rFonts w:ascii="Calibri" w:hAnsi="Calibri"/>
+                <w:b w:val="0"/>
+                <w:i w:val="0"/>
+                <w:color w:val="C55A11"/>
+                <w:sz w:val="18"/>
+              </w:rPr>
+              <w:t xml:space="preserve">[ ]</w:t>
+            </w:r>
           </w:p>
         </w:tc>
         <w:tc>
@@ -2997,6 +3104,16 @@
               <w:jc w:val="center"/>
             </w:pPr>
             <w:r/>
+            <w:r>
+              <w:rPr>
+                <w:rFonts w:ascii="Calibri" w:hAnsi="Calibri"/>
+                <w:b w:val="0"/>
+                <w:i w:val="0"/>
+                <w:color w:val="C55A11"/>
+                <w:sz w:val="18"/>
+              </w:rPr>
+              <w:t xml:space="preserve">[ ]</w:t>
+            </w:r>
           </w:p>
         </w:tc>
         <w:tc>
@@ -3012,6 +3129,16 @@
               <w:jc w:val="center"/>
             </w:pPr>
             <w:r/>
+            <w:r>
+              <w:rPr>
+                <w:rFonts w:ascii="Calibri" w:hAnsi="Calibri"/>
+                <w:b w:val="0"/>
+                <w:i w:val="0"/>
+                <w:color w:val="C55A11"/>
+                <w:sz w:val="18"/>
+              </w:rPr>
+              <w:t xml:space="preserve">[ ]</w:t>
+            </w:r>
           </w:p>
         </w:tc>
         <w:tc>
@@ -3027,6 +3154,16 @@
               <w:jc w:val="center"/>
             </w:pPr>
             <w:r/>
+            <w:r>
+              <w:rPr>
+                <w:rFonts w:ascii="Calibri" w:hAnsi="Calibri"/>
+                <w:b w:val="0"/>
+                <w:i w:val="0"/>
+                <w:color w:val="C55A11"/>
+                <w:sz w:val="18"/>
+              </w:rPr>
+              <w:t xml:space="preserve">[ ]</w:t>
+            </w:r>
           </w:p>
         </w:tc>
         <w:tc>
@@ -3042,6 +3179,16 @@
               <w:jc w:val="center"/>
             </w:pPr>
             <w:r/>
+            <w:r>
+              <w:rPr>
+                <w:rFonts w:ascii="Calibri" w:hAnsi="Calibri"/>
+                <w:b w:val="0"/>
+                <w:i w:val="0"/>
+                <w:color w:val="C55A11"/>
+                <w:sz w:val="18"/>
+              </w:rPr>
+              <w:t xml:space="preserve">[ ]</w:t>
+            </w:r>
           </w:p>
         </w:tc>
         <w:tc>
@@ -3215,6 +3362,16 @@
               <w:jc w:val="center"/>
             </w:pPr>
             <w:r/>
+            <w:r>
+              <w:rPr>
+                <w:rFonts w:ascii="Calibri" w:hAnsi="Calibri"/>
+                <w:b w:val="0"/>
+                <w:i w:val="0"/>
+                <w:color w:val="C55A11"/>
+                <w:sz w:val="18"/>
+              </w:rPr>
+              <w:t xml:space="preserve">[ ]</w:t>
+            </w:r>
           </w:p>
         </w:tc>
         <w:tc>
@@ -3228,6 +3385,16 @@
               <w:jc w:val="center"/>
             </w:pPr>
             <w:r/>
+            <w:r>
+              <w:rPr>
+                <w:rFonts w:ascii="Calibri" w:hAnsi="Calibri"/>
+                <w:b w:val="0"/>
+                <w:i w:val="0"/>
+                <w:color w:val="C55A11"/>
+                <w:sz w:val="18"/>
+              </w:rPr>
+              <w:t xml:space="preserve">[ ]</w:t>
+            </w:r>
           </w:p>
         </w:tc>
         <w:tc>
@@ -3241,6 +3408,16 @@
               <w:jc w:val="center"/>
             </w:pPr>
             <w:r/>
+            <w:r>
+              <w:rPr>
+                <w:rFonts w:ascii="Calibri" w:hAnsi="Calibri"/>
+                <w:b w:val="0"/>
+                <w:i w:val="0"/>
+                <w:color w:val="C55A11"/>
+                <w:sz w:val="18"/>
+              </w:rPr>
+              <w:t xml:space="preserve">[ ]</w:t>
+            </w:r>
           </w:p>
         </w:tc>
         <w:tc>
@@ -3254,6 +3431,16 @@
               <w:jc w:val="center"/>
             </w:pPr>
             <w:r/>
+            <w:r>
+              <w:rPr>
+                <w:rFonts w:ascii="Calibri" w:hAnsi="Calibri"/>
+                <w:b w:val="0"/>
+                <w:i w:val="0"/>
+                <w:color w:val="C55A11"/>
+                <w:sz w:val="18"/>
+              </w:rPr>
+              <w:t xml:space="preserve">[ ]</w:t>
+            </w:r>
           </w:p>
         </w:tc>
         <w:tc>
@@ -3428,6 +3615,16 @@
               <w:jc w:val="center"/>
             </w:pPr>
             <w:r/>
+            <w:r>
+              <w:rPr>
+                <w:rFonts w:ascii="Calibri" w:hAnsi="Calibri"/>
+                <w:b w:val="0"/>
+                <w:i w:val="0"/>
+                <w:color w:val="C55A11"/>
+                <w:sz w:val="18"/>
+              </w:rPr>
+              <w:t xml:space="preserve">[ ]</w:t>
+            </w:r>
           </w:p>
         </w:tc>
         <w:tc>
@@ -3442,6 +3639,16 @@
               <w:jc w:val="center"/>
             </w:pPr>
             <w:r/>
+            <w:r>
+              <w:rPr>
+                <w:rFonts w:ascii="Calibri" w:hAnsi="Calibri"/>
+                <w:b w:val="0"/>
+                <w:i w:val="0"/>
+                <w:color w:val="C55A11"/>
+                <w:sz w:val="18"/>
+              </w:rPr>
+              <w:t xml:space="preserve">[ ]</w:t>
+            </w:r>
           </w:p>
         </w:tc>
         <w:tc>
@@ -3456,6 +3663,16 @@
               <w:jc w:val="center"/>
             </w:pPr>
             <w:r/>
+            <w:r>
+              <w:rPr>
+                <w:rFonts w:ascii="Calibri" w:hAnsi="Calibri"/>
+                <w:b w:val="0"/>
+                <w:i w:val="0"/>
+                <w:color w:val="C55A11"/>
+                <w:sz w:val="18"/>
+              </w:rPr>
+              <w:t xml:space="preserve">[ ]</w:t>
+            </w:r>
           </w:p>
         </w:tc>
         <w:tc>
@@ -3470,6 +3687,16 @@
               <w:jc w:val="center"/>
             </w:pPr>
             <w:r/>
+            <w:r>
+              <w:rPr>
+                <w:rFonts w:ascii="Calibri" w:hAnsi="Calibri"/>
+                <w:b w:val="0"/>
+                <w:i w:val="0"/>
+                <w:color w:val="C55A11"/>
+                <w:sz w:val="18"/>
+              </w:rPr>
+              <w:t xml:space="preserve">[ ]</w:t>
+            </w:r>
           </w:p>
         </w:tc>
         <w:tc>
@@ -3642,6 +3869,16 @@
               <w:jc w:val="center"/>
             </w:pPr>
             <w:r/>
+            <w:r>
+              <w:rPr>
+                <w:rFonts w:ascii="Calibri" w:hAnsi="Calibri"/>
+                <w:b w:val="0"/>
+                <w:i w:val="0"/>
+                <w:color w:val="C55A11"/>
+                <w:sz w:val="18"/>
+              </w:rPr>
+              <w:t xml:space="preserve">[ ]</w:t>
+            </w:r>
           </w:p>
         </w:tc>
         <w:tc>
@@ -3655,6 +3892,16 @@
               <w:jc w:val="center"/>
             </w:pPr>
             <w:r/>
+            <w:r>
+              <w:rPr>
+                <w:rFonts w:ascii="Calibri" w:hAnsi="Calibri"/>
+                <w:b w:val="0"/>
+                <w:i w:val="0"/>
+                <w:color w:val="C55A11"/>
+                <w:sz w:val="18"/>
+              </w:rPr>
+              <w:t xml:space="preserve">[ ]</w:t>
+            </w:r>
           </w:p>
         </w:tc>
         <w:tc>
@@ -3668,6 +3915,16 @@
               <w:jc w:val="center"/>
             </w:pPr>
             <w:r/>
+            <w:r>
+              <w:rPr>
+                <w:rFonts w:ascii="Calibri" w:hAnsi="Calibri"/>
+                <w:b w:val="0"/>
+                <w:i w:val="0"/>
+                <w:color w:val="C55A11"/>
+                <w:sz w:val="18"/>
+              </w:rPr>
+              <w:t xml:space="preserve">[ ]</w:t>
+            </w:r>
           </w:p>
         </w:tc>
         <w:tc>
@@ -3681,6 +3938,16 @@
               <w:jc w:val="center"/>
             </w:pPr>
             <w:r/>
+            <w:r>
+              <w:rPr>
+                <w:rFonts w:ascii="Calibri" w:hAnsi="Calibri"/>
+                <w:b w:val="0"/>
+                <w:i w:val="0"/>
+                <w:color w:val="C55A11"/>
+                <w:sz w:val="18"/>
+              </w:rPr>
+              <w:t xml:space="preserve">[ ]</w:t>
+            </w:r>
           </w:p>
         </w:tc>
         <w:tc>
@@ -3855,6 +4122,16 @@
               <w:jc w:val="center"/>
             </w:pPr>
             <w:r/>
+            <w:r>
+              <w:rPr>
+                <w:rFonts w:ascii="Calibri" w:hAnsi="Calibri"/>
+                <w:b w:val="0"/>
+                <w:i w:val="0"/>
+                <w:color w:val="C55A11"/>
+                <w:sz w:val="18"/>
+              </w:rPr>
+              <w:t xml:space="preserve">[ ]</w:t>
+            </w:r>
           </w:p>
         </w:tc>
         <w:tc>
@@ -3869,6 +4146,16 @@
               <w:jc w:val="center"/>
             </w:pPr>
             <w:r/>
+            <w:r>
+              <w:rPr>
+                <w:rFonts w:ascii="Calibri" w:hAnsi="Calibri"/>
+                <w:b w:val="0"/>
+                <w:i w:val="0"/>
+                <w:color w:val="C55A11"/>
+                <w:sz w:val="18"/>
+              </w:rPr>
+              <w:t xml:space="preserve">[ ]</w:t>
+            </w:r>
           </w:p>
         </w:tc>
         <w:tc>
@@ -3883,6 +4170,16 @@
               <w:jc w:val="center"/>
             </w:pPr>
             <w:r/>
+            <w:r>
+              <w:rPr>
+                <w:rFonts w:ascii="Calibri" w:hAnsi="Calibri"/>
+                <w:b w:val="0"/>
+                <w:i w:val="0"/>
+                <w:color w:val="C55A11"/>
+                <w:sz w:val="18"/>
+              </w:rPr>
+              <w:t xml:space="preserve">[ ]</w:t>
+            </w:r>
           </w:p>
         </w:tc>
         <w:tc>
@@ -3897,6 +4194,16 @@
               <w:jc w:val="center"/>
             </w:pPr>
             <w:r/>
+            <w:r>
+              <w:rPr>
+                <w:rFonts w:ascii="Calibri" w:hAnsi="Calibri"/>
+                <w:b w:val="0"/>
+                <w:i w:val="0"/>
+                <w:color w:val="C55A11"/>
+                <w:sz w:val="18"/>
+              </w:rPr>
+              <w:t xml:space="preserve">[ ]</w:t>
+            </w:r>
           </w:p>
         </w:tc>
         <w:tc>
@@ -4069,6 +4376,16 @@
               <w:jc w:val="center"/>
             </w:pPr>
             <w:r/>
+            <w:r>
+              <w:rPr>
+                <w:rFonts w:ascii="Calibri" w:hAnsi="Calibri"/>
+                <w:b w:val="0"/>
+                <w:i w:val="0"/>
+                <w:color w:val="C55A11"/>
+                <w:sz w:val="18"/>
+              </w:rPr>
+              <w:t xml:space="preserve">[ ]</w:t>
+            </w:r>
           </w:p>
         </w:tc>
         <w:tc>
@@ -4082,6 +4399,16 @@
               <w:jc w:val="center"/>
             </w:pPr>
             <w:r/>
+            <w:r>
+              <w:rPr>
+                <w:rFonts w:ascii="Calibri" w:hAnsi="Calibri"/>
+                <w:b w:val="0"/>
+                <w:i w:val="0"/>
+                <w:color w:val="C55A11"/>
+                <w:sz w:val="18"/>
+              </w:rPr>
+              <w:t xml:space="preserve">[ ]</w:t>
+            </w:r>
           </w:p>
         </w:tc>
         <w:tc>
@@ -4095,6 +4422,16 @@
               <w:jc w:val="center"/>
             </w:pPr>
             <w:r/>
+            <w:r>
+              <w:rPr>
+                <w:rFonts w:ascii="Calibri" w:hAnsi="Calibri"/>
+                <w:b w:val="0"/>
+                <w:i w:val="0"/>
+                <w:color w:val="C55A11"/>
+                <w:sz w:val="18"/>
+              </w:rPr>
+              <w:t xml:space="preserve">[ ]</w:t>
+            </w:r>
           </w:p>
         </w:tc>
         <w:tc>
@@ -4108,6 +4445,16 @@
               <w:jc w:val="center"/>
             </w:pPr>
             <w:r/>
+            <w:r>
+              <w:rPr>
+                <w:rFonts w:ascii="Calibri" w:hAnsi="Calibri"/>
+                <w:b w:val="0"/>
+                <w:i w:val="0"/>
+                <w:color w:val="C55A11"/>
+                <w:sz w:val="18"/>
+              </w:rPr>
+              <w:t xml:space="preserve">[ ]</w:t>
+            </w:r>
           </w:p>
         </w:tc>
         <w:tc>
@@ -4282,6 +4629,16 @@
               <w:jc w:val="center"/>
             </w:pPr>
             <w:r/>
+            <w:r>
+              <w:rPr>
+                <w:rFonts w:ascii="Calibri" w:hAnsi="Calibri"/>
+                <w:b w:val="0"/>
+                <w:i w:val="0"/>
+                <w:color w:val="C55A11"/>
+                <w:sz w:val="18"/>
+              </w:rPr>
+              <w:t xml:space="preserve">[ ]</w:t>
+            </w:r>
           </w:p>
         </w:tc>
         <w:tc>
@@ -4296,6 +4653,16 @@
               <w:jc w:val="center"/>
             </w:pPr>
             <w:r/>
+            <w:r>
+              <w:rPr>
+                <w:rFonts w:ascii="Calibri" w:hAnsi="Calibri"/>
+                <w:b w:val="0"/>
+                <w:i w:val="0"/>
+                <w:color w:val="C55A11"/>
+                <w:sz w:val="18"/>
+              </w:rPr>
+              <w:t xml:space="preserve">[ ]</w:t>
+            </w:r>
           </w:p>
         </w:tc>
         <w:tc>
@@ -4310,6 +4677,16 @@
               <w:jc w:val="center"/>
             </w:pPr>
             <w:r/>
+            <w:r>
+              <w:rPr>
+                <w:rFonts w:ascii="Calibri" w:hAnsi="Calibri"/>
+                <w:b w:val="0"/>
+                <w:i w:val="0"/>
+                <w:color w:val="C55A11"/>
+                <w:sz w:val="18"/>
+              </w:rPr>
+              <w:t xml:space="preserve">[ ]</w:t>
+            </w:r>
           </w:p>
         </w:tc>
         <w:tc>
@@ -4324,6 +4701,16 @@
               <w:jc w:val="center"/>
             </w:pPr>
             <w:r/>
+            <w:r>
+              <w:rPr>
+                <w:rFonts w:ascii="Calibri" w:hAnsi="Calibri"/>
+                <w:b w:val="0"/>
+                <w:i w:val="0"/>
+                <w:color w:val="C55A11"/>
+                <w:sz w:val="18"/>
+              </w:rPr>
+              <w:t xml:space="preserve">[ ]</w:t>
+            </w:r>
           </w:p>
         </w:tc>
         <w:tc>
@@ -4496,6 +4883,16 @@
               <w:jc w:val="center"/>
             </w:pPr>
             <w:r/>
+            <w:r>
+              <w:rPr>
+                <w:rFonts w:ascii="Calibri" w:hAnsi="Calibri"/>
+                <w:b w:val="0"/>
+                <w:i w:val="0"/>
+                <w:color w:val="C55A11"/>
+                <w:sz w:val="18"/>
+              </w:rPr>
+              <w:t xml:space="preserve">[ ]</w:t>
+            </w:r>
           </w:p>
         </w:tc>
         <w:tc>
@@ -4509,6 +4906,16 @@
               <w:jc w:val="center"/>
             </w:pPr>
             <w:r/>
+            <w:r>
+              <w:rPr>
+                <w:rFonts w:ascii="Calibri" w:hAnsi="Calibri"/>
+                <w:b w:val="0"/>
+                <w:i w:val="0"/>
+                <w:color w:val="C55A11"/>
+                <w:sz w:val="18"/>
+              </w:rPr>
+              <w:t xml:space="preserve">[ ]</w:t>
+            </w:r>
           </w:p>
         </w:tc>
         <w:tc>
@@ -4522,6 +4929,16 @@
               <w:jc w:val="center"/>
             </w:pPr>
             <w:r/>
+            <w:r>
+              <w:rPr>
+                <w:rFonts w:ascii="Calibri" w:hAnsi="Calibri"/>
+                <w:b w:val="0"/>
+                <w:i w:val="0"/>
+                <w:color w:val="C55A11"/>
+                <w:sz w:val="18"/>
+              </w:rPr>
+              <w:t xml:space="preserve">[ ]</w:t>
+            </w:r>
           </w:p>
         </w:tc>
         <w:tc>
@@ -4535,6 +4952,16 @@
               <w:jc w:val="center"/>
             </w:pPr>
             <w:r/>
+            <w:r>
+              <w:rPr>
+                <w:rFonts w:ascii="Calibri" w:hAnsi="Calibri"/>
+                <w:b w:val="0"/>
+                <w:i w:val="0"/>
+                <w:color w:val="C55A11"/>
+                <w:sz w:val="18"/>
+              </w:rPr>
+              <w:t xml:space="preserve">[ ]</w:t>
+            </w:r>
           </w:p>
         </w:tc>
         <w:tc>
@@ -4709,6 +5136,16 @@
               <w:jc w:val="center"/>
             </w:pPr>
             <w:r/>
+            <w:r>
+              <w:rPr>
+                <w:rFonts w:ascii="Calibri" w:hAnsi="Calibri"/>
+                <w:b w:val="0"/>
+                <w:i w:val="0"/>
+                <w:color w:val="C55A11"/>
+                <w:sz w:val="18"/>
+              </w:rPr>
+              <w:t xml:space="preserve">[ ]</w:t>
+            </w:r>
           </w:p>
         </w:tc>
         <w:tc>
@@ -4723,6 +5160,16 @@
               <w:jc w:val="center"/>
             </w:pPr>
             <w:r/>
+            <w:r>
+              <w:rPr>
+                <w:rFonts w:ascii="Calibri" w:hAnsi="Calibri"/>
+                <w:b w:val="0"/>
+                <w:i w:val="0"/>
+                <w:color w:val="C55A11"/>
+                <w:sz w:val="18"/>
+              </w:rPr>
+              <w:t xml:space="preserve">[ ]</w:t>
+            </w:r>
           </w:p>
         </w:tc>
         <w:tc>
@@ -4737,6 +5184,16 @@
               <w:jc w:val="center"/>
             </w:pPr>
             <w:r/>
+            <w:r>
+              <w:rPr>
+                <w:rFonts w:ascii="Calibri" w:hAnsi="Calibri"/>
+                <w:b w:val="0"/>
+                <w:i w:val="0"/>
+                <w:color w:val="C55A11"/>
+                <w:sz w:val="18"/>
+              </w:rPr>
+              <w:t xml:space="preserve">[ ]</w:t>
+            </w:r>
           </w:p>
         </w:tc>
         <w:tc>
@@ -4751,6 +5208,16 @@
               <w:jc w:val="center"/>
             </w:pPr>
             <w:r/>
+            <w:r>
+              <w:rPr>
+                <w:rFonts w:ascii="Calibri" w:hAnsi="Calibri"/>
+                <w:b w:val="0"/>
+                <w:i w:val="0"/>
+                <w:color w:val="C55A11"/>
+                <w:sz w:val="18"/>
+              </w:rPr>
+              <w:t xml:space="preserve">[ ]</w:t>
+            </w:r>
           </w:p>
         </w:tc>
         <w:tc>
@@ -4923,6 +5390,16 @@
               <w:jc w:val="center"/>
             </w:pPr>
             <w:r/>
+            <w:r>
+              <w:rPr>
+                <w:rFonts w:ascii="Calibri" w:hAnsi="Calibri"/>
+                <w:b w:val="0"/>
+                <w:i w:val="0"/>
+                <w:color w:val="C55A11"/>
+                <w:sz w:val="18"/>
+              </w:rPr>
+              <w:t xml:space="preserve">[ ]</w:t>
+            </w:r>
           </w:p>
         </w:tc>
         <w:tc>
@@ -4936,6 +5413,16 @@
               <w:jc w:val="center"/>
             </w:pPr>
             <w:r/>
+            <w:r>
+              <w:rPr>
+                <w:rFonts w:ascii="Calibri" w:hAnsi="Calibri"/>
+                <w:b w:val="0"/>
+                <w:i w:val="0"/>
+                <w:color w:val="C55A11"/>
+                <w:sz w:val="18"/>
+              </w:rPr>
+              <w:t xml:space="preserve">[ ]</w:t>
+            </w:r>
           </w:p>
         </w:tc>
         <w:tc>
@@ -4949,6 +5436,16 @@
               <w:jc w:val="center"/>
             </w:pPr>
             <w:r/>
+            <w:r>
+              <w:rPr>
+                <w:rFonts w:ascii="Calibri" w:hAnsi="Calibri"/>
+                <w:b w:val="0"/>
+                <w:i w:val="0"/>
+                <w:color w:val="C55A11"/>
+                <w:sz w:val="18"/>
+              </w:rPr>
+              <w:t xml:space="preserve">[ ]</w:t>
+            </w:r>
           </w:p>
         </w:tc>
         <w:tc>
@@ -4962,6 +5459,16 @@
               <w:jc w:val="center"/>
             </w:pPr>
             <w:r/>
+            <w:r>
+              <w:rPr>
+                <w:rFonts w:ascii="Calibri" w:hAnsi="Calibri"/>
+                <w:b w:val="0"/>
+                <w:i w:val="0"/>
+                <w:color w:val="C55A11"/>
+                <w:sz w:val="18"/>
+              </w:rPr>
+              <w:t xml:space="preserve">[ ]</w:t>
+            </w:r>
           </w:p>
         </w:tc>
         <w:tc>
@@ -5136,6 +5643,16 @@
               <w:jc w:val="center"/>
             </w:pPr>
             <w:r/>
+            <w:r>
+              <w:rPr>
+                <w:rFonts w:ascii="Calibri" w:hAnsi="Calibri"/>
+                <w:b w:val="0"/>
+                <w:i w:val="0"/>
+                <w:color w:val="C55A11"/>
+                <w:sz w:val="18"/>
+              </w:rPr>
+              <w:t xml:space="preserve">[ ]</w:t>
+            </w:r>
           </w:p>
         </w:tc>
         <w:tc>
@@ -5150,6 +5667,16 @@
               <w:jc w:val="center"/>
             </w:pPr>
             <w:r/>
+            <w:r>
+              <w:rPr>
+                <w:rFonts w:ascii="Calibri" w:hAnsi="Calibri"/>
+                <w:b w:val="0"/>
+                <w:i w:val="0"/>
+                <w:color w:val="C55A11"/>
+                <w:sz w:val="18"/>
+              </w:rPr>
+              <w:t xml:space="preserve">[ ]</w:t>
+            </w:r>
           </w:p>
         </w:tc>
         <w:tc>
@@ -5164,6 +5691,16 @@
               <w:jc w:val="center"/>
             </w:pPr>
             <w:r/>
+            <w:r>
+              <w:rPr>
+                <w:rFonts w:ascii="Calibri" w:hAnsi="Calibri"/>
+                <w:b w:val="0"/>
+                <w:i w:val="0"/>
+                <w:color w:val="C55A11"/>
+                <w:sz w:val="18"/>
+              </w:rPr>
+              <w:t xml:space="preserve">[ ]</w:t>
+            </w:r>
           </w:p>
         </w:tc>
         <w:tc>
@@ -5178,6 +5715,16 @@
               <w:jc w:val="center"/>
             </w:pPr>
             <w:r/>
+            <w:r>
+              <w:rPr>
+                <w:rFonts w:ascii="Calibri" w:hAnsi="Calibri"/>
+                <w:b w:val="0"/>
+                <w:i w:val="0"/>
+                <w:color w:val="C55A11"/>
+                <w:sz w:val="18"/>
+              </w:rPr>
+              <w:t xml:space="preserve">[ ]</w:t>
+            </w:r>
           </w:p>
         </w:tc>
         <w:tc>
@@ -5330,6 +5877,16 @@
               <w:jc w:val="center"/>
             </w:pPr>
             <w:r/>
+            <w:r>
+              <w:rPr>
+                <w:rFonts w:ascii="Calibri" w:hAnsi="Calibri"/>
+                <w:b w:val="0"/>
+                <w:i w:val="0"/>
+                <w:color w:val="C55A11"/>
+                <w:sz w:val="18"/>
+              </w:rPr>
+              <w:t xml:space="preserve">[ ]</w:t>
+            </w:r>
           </w:p>
         </w:tc>
         <w:tc>
@@ -5343,6 +5900,16 @@
               <w:jc w:val="center"/>
             </w:pPr>
             <w:r/>
+            <w:r>
+              <w:rPr>
+                <w:rFonts w:ascii="Calibri" w:hAnsi="Calibri"/>
+                <w:b w:val="0"/>
+                <w:i w:val="0"/>
+                <w:color w:val="C55A11"/>
+                <w:sz w:val="18"/>
+              </w:rPr>
+              <w:t xml:space="preserve">[ ]</w:t>
+            </w:r>
           </w:p>
         </w:tc>
         <w:tc>
@@ -5356,6 +5923,16 @@
               <w:jc w:val="center"/>
             </w:pPr>
             <w:r/>
+            <w:r>
+              <w:rPr>
+                <w:rFonts w:ascii="Calibri" w:hAnsi="Calibri"/>
+                <w:b w:val="0"/>
+                <w:i w:val="0"/>
+                <w:color w:val="C55A11"/>
+                <w:sz w:val="18"/>
+              </w:rPr>
+              <w:t xml:space="preserve">[ ]</w:t>
+            </w:r>
           </w:p>
         </w:tc>
         <w:tc>
@@ -5369,6 +5946,16 @@
               <w:jc w:val="center"/>
             </w:pPr>
             <w:r/>
+            <w:r>
+              <w:rPr>
+                <w:rFonts w:ascii="Calibri" w:hAnsi="Calibri"/>
+                <w:b w:val="0"/>
+                <w:i w:val="0"/>
+                <w:color w:val="C55A11"/>
+                <w:sz w:val="18"/>
+              </w:rPr>
+              <w:t xml:space="preserve">[ ]</w:t>
+            </w:r>
           </w:p>
         </w:tc>
         <w:tc>
@@ -5499,6 +6086,16 @@
               <w:jc w:val="center"/>
             </w:pPr>
             <w:r/>
+            <w:r>
+              <w:rPr>
+                <w:rFonts w:ascii="Calibri" w:hAnsi="Calibri"/>
+                <w:b w:val="0"/>
+                <w:i w:val="0"/>
+                <w:color w:val="C55A11"/>
+                <w:sz w:val="18"/>
+              </w:rPr>
+              <w:t xml:space="preserve">[ ]</w:t>
+            </w:r>
           </w:p>
         </w:tc>
         <w:tc>
@@ -5513,6 +6110,16 @@
               <w:jc w:val="center"/>
             </w:pPr>
             <w:r/>
+            <w:r>
+              <w:rPr>
+                <w:rFonts w:ascii="Calibri" w:hAnsi="Calibri"/>
+                <w:b w:val="0"/>
+                <w:i w:val="0"/>
+                <w:color w:val="C55A11"/>
+                <w:sz w:val="18"/>
+              </w:rPr>
+              <w:t xml:space="preserve">[ ]</w:t>
+            </w:r>
           </w:p>
         </w:tc>
         <w:tc>
@@ -5527,6 +6134,16 @@
               <w:jc w:val="center"/>
             </w:pPr>
             <w:r/>
+            <w:r>
+              <w:rPr>
+                <w:rFonts w:ascii="Calibri" w:hAnsi="Calibri"/>
+                <w:b w:val="0"/>
+                <w:i w:val="0"/>
+                <w:color w:val="C55A11"/>
+                <w:sz w:val="18"/>
+              </w:rPr>
+              <w:t xml:space="preserve">[ ]</w:t>
+            </w:r>
           </w:p>
         </w:tc>
         <w:tc>
@@ -5541,6 +6158,16 @@
               <w:jc w:val="center"/>
             </w:pPr>
             <w:r/>
+            <w:r>
+              <w:rPr>
+                <w:rFonts w:ascii="Calibri" w:hAnsi="Calibri"/>
+                <w:b w:val="0"/>
+                <w:i w:val="0"/>
+                <w:color w:val="C55A11"/>
+                <w:sz w:val="18"/>
+              </w:rPr>
+              <w:t xml:space="preserve">[ ]</w:t>
+            </w:r>
           </w:p>
         </w:tc>
         <w:tc>
@@ -5555,6 +6182,16 @@
               <w:jc w:val="center"/>
             </w:pPr>
             <w:r/>
+            <w:r>
+              <w:rPr>
+                <w:rFonts w:ascii="Calibri" w:hAnsi="Calibri"/>
+                <w:b w:val="0"/>
+                <w:i w:val="0"/>
+                <w:color w:val="C55A11"/>
+                <w:sz w:val="18"/>
+              </w:rPr>
+              <w:t xml:space="preserve">[ ]</w:t>
+            </w:r>
           </w:p>
         </w:tc>
         <w:tc>
@@ -5569,6 +6206,16 @@
               <w:jc w:val="center"/>
             </w:pPr>
             <w:r/>
+            <w:r>
+              <w:rPr>
+                <w:rFonts w:ascii="Calibri" w:hAnsi="Calibri"/>
+                <w:b w:val="0"/>
+                <w:i w:val="0"/>
+                <w:color w:val="C55A11"/>
+                <w:sz w:val="18"/>
+              </w:rPr>
+              <w:t xml:space="preserve">[ ]</w:t>
+            </w:r>
           </w:p>
         </w:tc>
       </w:tr>
@@ -5848,7 +6495,27 @@
                 <w:color w:val="000000"/>
                 <w:sz w:val="24"/>
               </w:rPr>
-              <w:t>Само PQ (групирање со рута ___)</w:t>
+              <w:t xml:space="preserve">Само PQ (групирање со рута </w:t>
+            </w:r>
+            <w:r>
+              <w:rPr>
+                <w:rFonts w:ascii="Calibri" w:hAnsi="Calibri"/>
+                <w:b w:val="0"/>
+                <w:i w:val="0"/>
+                <w:color w:val="C55A11"/>
+                <w:sz w:val="24"/>
+              </w:rPr>
+              <w:t xml:space="preserve">[ ]</w:t>
+            </w:r>
+            <w:r>
+              <w:rPr>
+                <w:rFonts w:ascii="Calibri" w:hAnsi="Calibri"/>
+                <w:b w:val="0"/>
+                <w:i w:val="0"/>
+                <w:color w:val="000000"/>
+                <w:sz w:val="24"/>
+              </w:rPr>
+              <w:t xml:space="preserve">)</w:t>
             </w:r>
             <w:r>
               <w:rPr>
@@ -5868,7 +6535,27 @@
                 <w:color w:val="000000"/>
                 <w:sz w:val="20"/>
               </w:rPr>
-              <w:t>PQ only (bracketed with lane ___)</w:t>
+              <w:t xml:space="preserve">PQ only (bracketed with lane </w:t>
+            </w:r>
+            <w:r>
+              <w:rPr>
+                <w:rFonts w:ascii="Calibri" w:hAnsi="Calibri"/>
+                <w:b w:val="0"/>
+                <w:i/>
+                <w:color w:val="C55A11"/>
+                <w:sz w:val="20"/>
+              </w:rPr>
+              <w:t xml:space="preserve">[ ]</w:t>
+            </w:r>
+            <w:r>
+              <w:rPr>
+                <w:rFonts w:ascii="Calibri" w:hAnsi="Calibri"/>
+                <w:b w:val="0"/>
+                <w:i/>
+                <w:color w:val="000000"/>
+                <w:sz w:val="20"/>
+              </w:rPr>
+              <w:t xml:space="preserve">)</w:t>
             </w:r>
           </w:p>
         </w:tc>
@@ -6004,17 +6691,17 @@
                 <w:rFonts w:ascii="Calibri" w:hAnsi="Calibri"/>
                 <w:b w:val="0"/>
                 <w:i w:val="0"/>
-                <w:color w:val="000000"/>
+                <w:color w:val="7030A0"/>
                 <w:sz w:val="20"/>
               </w:rPr>
-              <w:t>Целосна OQ + PQ. OQ (13.10.2026 – 15.10.2026) на возилото на превозникот пред Т1; PQ-1 = Т1 (20.10.2026), PQ-2 = Т2 (27.10.2026), PQ-3 = следната пратка. Т1 и Т2 се изведуваат додека рутата е во квалификација, по исклучителна мерка одобрена од QA (WHSOP_003 §6.2.2)</w:t>
-            </w:r>
-            <w:r>
-              <w:rPr>
-                <w:rFonts w:ascii="Calibri" w:hAnsi="Calibri"/>
-                <w:b w:val="0"/>
-                <w:i w:val="0"/>
-                <w:color w:val="000000"/>
+              <w:t xml:space="preserve">[Целосна OQ + PQ. OQ (13.10.2026 – 15.10.2026) на возилото на превозникот пред Т1; PQ-1 = Т1 (20.10.2026), PQ-2 = Т2 (27.10.2026), PQ-3 = следната пратка; Т1 и Т2 по исклучителна мерка одобрена од QA (WHSOP_003 §6.2.2)</w:t>
+            </w:r>
+            <w:r>
+              <w:rPr>
+                <w:rFonts w:ascii="Calibri" w:hAnsi="Calibri"/>
+                <w:b w:val="0"/>
+                <w:i w:val="0"/>
+                <w:color w:val="7030A0"/>
                 <w:sz w:val="16"/>
               </w:rPr>
               <w:t xml:space="preserve">  |  </w:t>
@@ -6024,10 +6711,10 @@
                 <w:rFonts w:ascii="Calibri" w:hAnsi="Calibri"/>
                 <w:b w:val="0"/>
                 <w:i/>
-                <w:color w:val="000000"/>
+                <w:color w:val="7030A0"/>
                 <w:sz w:val="16"/>
               </w:rPr>
-              <w:t>Full OQ + PQ. OQ (13.10.2026 – 15.10.2026) on the carrier's vehicle before T1; PQ-1 = T1 (20.10.2026), PQ-2 = T2 (27.10.2026), PQ-3 = the next shipment. T1 and T2 run while the lane is in qualification, under a QA-approved exceptional measure (WHSOP_003 §6.2.2)</w:t>
+              <w:t xml:space="preserve">Full OQ + PQ. OQ (13.10.2026 – 15.10.2026) on the carrier's vehicle before T1; PQ-1 = T1 (20.10.2026), PQ-2 = T2 (27.10.2026), PQ-3 = the next shipment; T1 and T2 under a QA-approved exceptional measure (WHSOP_003 §6.2.2)]</w:t>
             </w:r>
           </w:p>
         </w:tc>
@@ -6279,30 +6966,10 @@
                 <w:rFonts w:ascii="Calibri" w:hAnsi="Calibri"/>
                 <w:b w:val="0"/>
                 <w:i w:val="0"/>
-                <w:color w:val="000000"/>
+                <w:color w:val="7030A0"/>
                 <w:sz w:val="20"/>
               </w:rPr>
-              <w:t>13.10.2026 — PQ-3</w:t>
-            </w:r>
-            <w:r>
-              <w:rPr>
-                <w:rFonts w:ascii="Calibri" w:hAnsi="Calibri"/>
-                <w:b w:val="0"/>
-                <w:i w:val="0"/>
-                <w:color w:val="000000"/>
-                <w:sz w:val="16"/>
-              </w:rPr>
-              <w:t xml:space="preserve"> | </w:t>
-            </w:r>
-            <w:r>
-              <w:rPr>
-                <w:rFonts w:ascii="Calibri" w:hAnsi="Calibri"/>
-                <w:b w:val="0"/>
-                <w:i/>
-                <w:color w:val="000000"/>
-                <w:sz w:val="16"/>
-              </w:rPr>
-              <w:t>13.10.2026 — PQ-3</w:t>
+              <w:t xml:space="preserve">[13.10.2026 — PQ-3]</w:t>
             </w:r>
           </w:p>
         </w:tc>
@@ -6366,6 +7033,16 @@
               <w:jc w:val="center"/>
             </w:pPr>
             <w:r/>
+            <w:r>
+              <w:rPr>
+                <w:rFonts w:ascii="Calibri" w:hAnsi="Calibri"/>
+                <w:b w:val="0"/>
+                <w:i w:val="0"/>
+                <w:color w:val="C55A11"/>
+                <w:sz w:val="20"/>
+              </w:rPr>
+              <w:t xml:space="preserve">[ ]</w:t>
+            </w:r>
           </w:p>
         </w:tc>
       </w:tr>
@@ -6695,6 +7372,16 @@
               <w:jc w:val="center"/>
             </w:pPr>
             <w:r/>
+            <w:r>
+              <w:rPr>
+                <w:rFonts w:ascii="Calibri" w:hAnsi="Calibri"/>
+                <w:b w:val="0"/>
+                <w:i w:val="0"/>
+                <w:color w:val="C55A11"/>
+                <w:sz w:val="18"/>
+              </w:rPr>
+              <w:t xml:space="preserve">[ ]</w:t>
+            </w:r>
           </w:p>
         </w:tc>
         <w:tc>
@@ -6709,6 +7396,16 @@
               <w:jc w:val="center"/>
             </w:pPr>
             <w:r/>
+            <w:r>
+              <w:rPr>
+                <w:rFonts w:ascii="Calibri" w:hAnsi="Calibri"/>
+                <w:b w:val="0"/>
+                <w:i w:val="0"/>
+                <w:color w:val="C55A11"/>
+                <w:sz w:val="18"/>
+              </w:rPr>
+              <w:t xml:space="preserve">[ ]</w:t>
+            </w:r>
           </w:p>
         </w:tc>
         <w:tc>
@@ -6723,6 +7420,16 @@
               <w:jc w:val="center"/>
             </w:pPr>
             <w:r/>
+            <w:r>
+              <w:rPr>
+                <w:rFonts w:ascii="Calibri" w:hAnsi="Calibri"/>
+                <w:b w:val="0"/>
+                <w:i w:val="0"/>
+                <w:color w:val="C55A11"/>
+                <w:sz w:val="18"/>
+              </w:rPr>
+              <w:t xml:space="preserve">[ ]</w:t>
+            </w:r>
           </w:p>
         </w:tc>
       </w:tr>
@@ -6788,6 +7495,16 @@
               <w:jc w:val="center"/>
             </w:pPr>
             <w:r/>
+            <w:r>
+              <w:rPr>
+                <w:rFonts w:ascii="Calibri" w:hAnsi="Calibri"/>
+                <w:b w:val="0"/>
+                <w:i w:val="0"/>
+                <w:color w:val="C55A11"/>
+                <w:sz w:val="18"/>
+              </w:rPr>
+              <w:t xml:space="preserve">[ ]</w:t>
+            </w:r>
           </w:p>
         </w:tc>
         <w:tc>
@@ -6803,6 +7520,16 @@
               <w:jc w:val="center"/>
             </w:pPr>
             <w:r/>
+            <w:r>
+              <w:rPr>
+                <w:rFonts w:ascii="Calibri" w:hAnsi="Calibri"/>
+                <w:b w:val="0"/>
+                <w:i w:val="0"/>
+                <w:color w:val="C55A11"/>
+                <w:sz w:val="18"/>
+              </w:rPr>
+              <w:t xml:space="preserve">[ ]</w:t>
+            </w:r>
           </w:p>
         </w:tc>
         <w:tc>
@@ -6818,6 +7545,16 @@
               <w:jc w:val="center"/>
             </w:pPr>
             <w:r/>
+            <w:r>
+              <w:rPr>
+                <w:rFonts w:ascii="Calibri" w:hAnsi="Calibri"/>
+                <w:b w:val="0"/>
+                <w:i w:val="0"/>
+                <w:color w:val="C55A11"/>
+                <w:sz w:val="18"/>
+              </w:rPr>
+              <w:t xml:space="preserve">[ ]</w:t>
+            </w:r>
           </w:p>
         </w:tc>
       </w:tr>
@@ -6880,6 +7617,16 @@
               <w:jc w:val="center"/>
             </w:pPr>
             <w:r/>
+            <w:r>
+              <w:rPr>
+                <w:rFonts w:ascii="Calibri" w:hAnsi="Calibri"/>
+                <w:b w:val="0"/>
+                <w:i w:val="0"/>
+                <w:color w:val="C55A11"/>
+                <w:sz w:val="18"/>
+              </w:rPr>
+              <w:t xml:space="preserve">[ ]</w:t>
+            </w:r>
           </w:p>
         </w:tc>
         <w:tc>
@@ -6893,6 +7640,16 @@
               <w:jc w:val="center"/>
             </w:pPr>
             <w:r/>
+            <w:r>
+              <w:rPr>
+                <w:rFonts w:ascii="Calibri" w:hAnsi="Calibri"/>
+                <w:b w:val="0"/>
+                <w:i w:val="0"/>
+                <w:color w:val="C55A11"/>
+                <w:sz w:val="18"/>
+              </w:rPr>
+              <w:t xml:space="preserve">[ ]</w:t>
+            </w:r>
           </w:p>
         </w:tc>
         <w:tc>
@@ -6906,6 +7663,16 @@
               <w:jc w:val="center"/>
             </w:pPr>
             <w:r/>
+            <w:r>
+              <w:rPr>
+                <w:rFonts w:ascii="Calibri" w:hAnsi="Calibri"/>
+                <w:b w:val="0"/>
+                <w:i w:val="0"/>
+                <w:color w:val="C55A11"/>
+                <w:sz w:val="18"/>
+              </w:rPr>
+              <w:t xml:space="preserve">[ ]</w:t>
+            </w:r>
           </w:p>
         </w:tc>
       </w:tr>

--- a/deliverables/inland_transport_2026-10/example_T1_T2/docx/V1_QASOP_0XX_A01.docx
+++ b/deliverables/inland_transport_2026-10/example_T1_T2/docx/V1_QASOP_0XX_A01.docx
@@ -1791,7 +1791,7 @@
                 <w:color w:val="0B5CAD"/>
                 <w:sz w:val="20"/>
               </w:rPr>
-              <w:t xml:space="preserve">[Т1: 373 / 3668 / 1 471,51 kg; Т2: 679 / 6677 / 2 677,36 kg]</w:t>
+              <w:t xml:space="preserve">[Т1: 373 / 3669 / 1 471,51 kg; Т2: 679 / 6677 / 2 677,36 kg]</w:t>
             </w:r>
           </w:p>
         </w:tc>
